--- a/คุมประพฤติรวม.docx
+++ b/คุมประพฤติรวม.docx
@@ -780,10 +780,10 @@
           <w:tab w:val="left" w:pos="1276"/>
           <w:tab w:val="right" w:pos="9071"/>
         </w:tabs>
-        <w:spacing w:before="120" w:after="120" w:line="240" w:lineRule="auto"/>
+        <w:spacing w:before="120" w:after="0" w:line="240" w:lineRule="auto"/>
         <w:jc w:val="thaiDistribute"/>
         <w:rPr>
-          <w:rFonts w:ascii="TH SarabunPSK" w:eastAsia="Times New Roman" w:hAnsi="TH SarabunPSK" w:cs="TH SarabunPSK"/>
+          <w:rFonts w:ascii="TH SarabunIT๙" w:eastAsia="Times New Roman" w:hAnsi="TH SarabunIT๙" w:cs="TH SarabunIT๙"/>
           <w:spacing w:val="-10"/>
           <w:sz w:val="32"/>
           <w:szCs w:val="32"/>
@@ -802,7 +802,7 @@
       </w:r>
       <w:r>
         <w:rPr>
-          <w:rFonts w:ascii="TH SarabunPSK" w:eastAsia="Times New Roman" w:hAnsi="TH SarabunPSK" w:cs="TH SarabunPSK" w:hint="cs"/>
+          <w:rFonts w:ascii="TH SarabunIT๙" w:eastAsia="Times New Roman" w:hAnsi="TH SarabunIT๙" w:cs="TH SarabunIT๙"/>
           <w:spacing w:val="-6"/>
           <w:sz w:val="32"/>
           <w:szCs w:val="32"/>
@@ -813,95 +813,74 @@
       </w:r>
       <w:r>
         <w:rPr>
-          <w:rFonts w:ascii="TH SarabunPSK" w:eastAsia="Times New Roman" w:hAnsi="TH SarabunPSK" w:cs="TH SarabunPSK"/>
-          <w:sz w:val="32"/>
-          <w:szCs w:val="32"/>
-          <w:cs/>
-          <w:lang w:val="en-US"/>
-        </w:rPr>
-        <w:t xml:space="preserve">โรงพยาบาลพระนั่งเกล้า </w:t>
-      </w:r>
-      <w:r>
-        <w:rPr>
-          <w:rFonts w:ascii="TH SarabunPSK" w:eastAsia="Times New Roman" w:hAnsi="TH SarabunPSK" w:cs="TH SarabunPSK" w:hint="cs"/>
-          <w:sz w:val="32"/>
-          <w:szCs w:val="32"/>
-          <w:cs/>
-          <w:lang w:val="en-US"/>
-        </w:rPr>
-        <w:t>กลุ่มงานจิตเวชและยาเสพติด</w:t>
-      </w:r>
-      <w:r>
-        <w:rPr>
-          <w:rFonts w:ascii="TH SarabunPSK" w:eastAsia="Times New Roman" w:hAnsi="TH SarabunPSK" w:cs="TH SarabunPSK" w:hint="cs"/>
+          <w:rFonts w:ascii="TH SarabunIT๙" w:eastAsia="Times New Roman" w:hAnsi="TH SarabunIT๙" w:cs="TH SarabunIT๙"/>
+          <w:sz w:val="32"/>
+          <w:szCs w:val="32"/>
+          <w:cs/>
+          <w:lang w:val="en-US"/>
+        </w:rPr>
+        <w:t>โรงพยาบาลพระนั่งเกล้า กลุ่มงานจิตเวชและยาเสพติด</w:t>
+      </w:r>
+      <w:r>
+        <w:rPr>
+          <w:rFonts w:ascii="TH SarabunIT๙" w:eastAsia="Times New Roman" w:hAnsi="TH SarabunIT๙" w:cs="TH SarabunIT๙"/>
           <w:spacing w:val="-10"/>
           <w:sz w:val="32"/>
           <w:szCs w:val="32"/>
           <w:cs/>
           <w:lang w:val="en-US"/>
         </w:rPr>
+        <w:t xml:space="preserve"> ขอเรียนว่า </w:t>
+      </w:r>
+      <w:r>
+        <w:rPr>
+          <w:rFonts w:ascii="TH SarabunIT๙" w:eastAsia="Times New Roman" w:hAnsi="TH SarabunIT๙" w:cs="TH SarabunIT๙"/>
+          <w:sz w:val="32"/>
+          <w:szCs w:val="32"/>
+          <w:lang w:val="en-US"/>
+        </w:rPr>
+        <w:t>{{</w:t>
+      </w:r>
+      <w:r>
+        <w:rPr>
+          <w:rFonts w:ascii="TH SarabunIT๙" w:eastAsia="Times New Roman" w:hAnsi="TH SarabunIT๙" w:cs="TH SarabunIT๙"/>
+          <w:sz w:val="32"/>
+          <w:szCs w:val="32"/>
+          <w:cs/>
+          <w:lang w:val="en-US"/>
+        </w:rPr>
+        <w:t>ชื่อผู้รับการบำบัด</w:t>
+      </w:r>
+      <w:r>
+        <w:rPr>
+          <w:rFonts w:ascii="TH SarabunIT๙" w:eastAsia="Times New Roman" w:hAnsi="TH SarabunIT๙" w:cs="TH SarabunIT๙"/>
+          <w:sz w:val="32"/>
+          <w:szCs w:val="32"/>
+          <w:lang w:val="en-US"/>
+        </w:rPr>
+        <w:t>}}</w:t>
+      </w:r>
+      <w:r>
+        <w:rPr>
+          <w:rFonts w:ascii="TH SarabunIT๙" w:eastAsia="Times New Roman" w:hAnsi="TH SarabunIT๙" w:cs="TH SarabunIT๙"/>
+          <w:sz w:val="32"/>
+          <w:szCs w:val="32"/>
+          <w:cs/>
+          <w:lang w:val="en-US"/>
+        </w:rPr>
         <w:t xml:space="preserve"> </w:t>
       </w:r>
       <w:r>
         <w:rPr>
-          <w:rFonts w:ascii="TH SarabunPSK" w:eastAsia="Times New Roman" w:hAnsi="TH SarabunPSK" w:cs="TH SarabunPSK"/>
-          <w:spacing w:val="-10"/>
-          <w:sz w:val="32"/>
-          <w:szCs w:val="32"/>
-          <w:cs/>
-          <w:lang w:val="en-US"/>
-        </w:rPr>
-        <w:t xml:space="preserve">ขอเรียนว่า </w:t>
-      </w:r>
-      <w:r>
-        <w:rPr>
-          <w:rFonts w:ascii="TH SarabunPSK" w:eastAsia="Times New Roman" w:hAnsi="TH SarabunPSK" w:cs="TH SarabunPSK"/>
-          <w:sz w:val="32"/>
-          <w:szCs w:val="32"/>
-          <w:lang w:val="en-US"/>
+          <w:rFonts w:ascii="TH SarabunIT๙" w:eastAsia="Times New Roman" w:hAnsi="TH SarabunIT๙" w:cs="TH SarabunIT๙"/>
+          <w:sz w:val="32"/>
+          <w:szCs w:val="32"/>
         </w:rPr>
         <w:t>{{</w:t>
       </w:r>
       <w:r>
         <w:rPr>
-          <w:rFonts w:ascii="TH SarabunPSK" w:eastAsia="Times New Roman" w:hAnsi="TH SarabunPSK" w:cs="TH SarabunPSK" w:hint="cs"/>
-          <w:sz w:val="32"/>
-          <w:szCs w:val="32"/>
-          <w:cs/>
-          <w:lang w:val="en-US"/>
-        </w:rPr>
-        <w:t>ชื่อผู้รับการบำบัด</w:t>
-      </w:r>
-      <w:r>
-        <w:rPr>
-          <w:rFonts w:ascii="TH SarabunPSK" w:eastAsia="Times New Roman" w:hAnsi="TH SarabunPSK" w:cs="TH SarabunPSK"/>
-          <w:sz w:val="32"/>
-          <w:szCs w:val="32"/>
-          <w:lang w:val="en-US"/>
-        </w:rPr>
-        <w:t>}}</w:t>
-      </w:r>
-      <w:r>
-        <w:rPr>
-          <w:rFonts w:ascii="TH SarabunPSK" w:eastAsia="Times New Roman" w:hAnsi="TH SarabunPSK" w:cs="TH SarabunPSK" w:hint="cs"/>
-          <w:sz w:val="32"/>
-          <w:szCs w:val="32"/>
-          <w:cs/>
-          <w:lang w:val="en-US"/>
-        </w:rPr>
-        <w:t xml:space="preserve"> </w:t>
-      </w:r>
-      <w:r>
-        <w:rPr>
-          <w:rFonts w:ascii="TH SarabunPSK" w:eastAsia="Times New Roman" w:hAnsi="TH SarabunPSK" w:cs="TH SarabunPSK"/>
-          <w:sz w:val="32"/>
-          <w:szCs w:val="32"/>
-        </w:rPr>
-        <w:t>{{</w:t>
-      </w:r>
-      <w:r>
-        <w:rPr>
-          <w:rFonts w:ascii="TH SarabunPSK" w:eastAsia="Times New Roman" w:hAnsi="TH SarabunPSK" w:cs="TH SarabunPSK"/>
+          <w:rFonts w:ascii="TH SarabunIT๙" w:eastAsia="Times New Roman" w:hAnsi="TH SarabunIT๙" w:cs="TH SarabunIT๙"/>
           <w:sz w:val="32"/>
           <w:szCs w:val="32"/>
           <w:cs/>
@@ -911,7 +890,7 @@
       </w:r>
       <w:r>
         <w:rPr>
-          <w:rFonts w:ascii="TH SarabunPSK" w:eastAsia="Times New Roman" w:hAnsi="TH SarabunPSK" w:cs="TH SarabunPSK"/>
+          <w:rFonts w:ascii="TH SarabunIT๙" w:eastAsia="Times New Roman" w:hAnsi="TH SarabunIT๙" w:cs="TH SarabunIT๙"/>
           <w:sz w:val="32"/>
           <w:szCs w:val="32"/>
         </w:rPr>
@@ -923,7 +902,7 @@
         <w:tabs>
           <w:tab w:val="left" w:pos="1418"/>
         </w:tabs>
-        <w:spacing w:before="120" w:after="120" w:line="240" w:lineRule="auto"/>
+        <w:spacing w:before="120" w:after="0" w:line="240" w:lineRule="auto"/>
         <w:jc w:val="thaiDistribute"/>
         <w:rPr>
           <w:rFonts w:ascii="TH SarabunIT๙" w:eastAsia="Times New Roman" w:hAnsi="TH SarabunIT๙" w:cs="TH SarabunIT๙"/>
@@ -2422,17 +2401,15 @@
         <w:tabs>
           <w:tab w:val="left" w:pos="0"/>
           <w:tab w:val="left" w:pos="1276"/>
-          <w:tab w:val="left" w:pos="1418"/>
           <w:tab w:val="right" w:pos="9071"/>
         </w:tabs>
         <w:spacing w:before="120" w:after="120" w:line="240" w:lineRule="auto"/>
         <w:jc w:val="thaiDistribute"/>
         <w:rPr>
-          <w:rFonts w:ascii="TH SarabunPSK" w:eastAsia="Times New Roman" w:hAnsi="TH SarabunPSK" w:cs="TH SarabunPSK"/>
+          <w:rFonts w:ascii="TH SarabunIT๙" w:eastAsia="Times New Roman" w:hAnsi="TH SarabunIT๙" w:cs="TH SarabunIT๙"/>
           <w:spacing w:val="-10"/>
           <w:sz w:val="32"/>
           <w:szCs w:val="32"/>
-          <w:lang w:val="en-US"/>
         </w:rPr>
       </w:pPr>
       <w:r>
@@ -2459,203 +2436,88 @@
       </w:r>
       <w:r>
         <w:rPr>
-          <w:rFonts w:ascii="TH SarabunPSK" w:eastAsia="Times New Roman" w:hAnsi="TH SarabunPSK" w:cs="TH SarabunPSK"/>
-          <w:sz w:val="32"/>
-          <w:szCs w:val="32"/>
-          <w:cs/>
-          <w:lang w:val="en-US"/>
-        </w:rPr>
-        <w:t xml:space="preserve">โรงพยาบาลพระนั่งเกล้า </w:t>
-      </w:r>
-      <w:r>
-        <w:rPr>
-          <w:rFonts w:ascii="TH SarabunPSK" w:eastAsia="Times New Roman" w:hAnsi="TH SarabunPSK" w:cs="TH SarabunPSK" w:hint="cs"/>
-          <w:sz w:val="32"/>
-          <w:szCs w:val="32"/>
-          <w:cs/>
-          <w:lang w:val="en-US"/>
-        </w:rPr>
-        <w:t>กลุ่มงานจิตเวชและยาเสพติด</w:t>
-      </w:r>
-      <w:r>
-        <w:rPr>
-          <w:rFonts w:ascii="TH SarabunPSK" w:eastAsia="Times New Roman" w:hAnsi="TH SarabunPSK" w:cs="TH SarabunPSK" w:hint="cs"/>
+          <w:rFonts w:ascii="TH SarabunIT๙" w:eastAsia="Times New Roman" w:hAnsi="TH SarabunIT๙" w:cs="TH SarabunIT๙"/>
+          <w:sz w:val="32"/>
+          <w:szCs w:val="32"/>
+          <w:cs/>
+          <w:lang w:val="en-US"/>
+        </w:rPr>
+        <w:t>โรงพยาบาลพระนั่งเกล้า กลุ่มงานจิตเวชและยาเสพติด</w:t>
+      </w:r>
+      <w:r>
+        <w:rPr>
+          <w:rFonts w:ascii="TH SarabunIT๙" w:eastAsia="Times New Roman" w:hAnsi="TH SarabunIT๙" w:cs="TH SarabunIT๙"/>
           <w:spacing w:val="-10"/>
           <w:sz w:val="32"/>
           <w:szCs w:val="32"/>
           <w:cs/>
           <w:lang w:val="en-US"/>
         </w:rPr>
+        <w:t xml:space="preserve"> ขอเรียนว่า </w:t>
+      </w:r>
+      <w:r>
+        <w:rPr>
+          <w:rFonts w:ascii="TH SarabunIT๙" w:eastAsia="Times New Roman" w:hAnsi="TH SarabunIT๙" w:cs="TH SarabunIT๙"/>
+          <w:sz w:val="32"/>
+          <w:szCs w:val="32"/>
+          <w:lang w:val="en-US"/>
+        </w:rPr>
+        <w:t>{{</w:t>
+      </w:r>
+      <w:r>
+        <w:rPr>
+          <w:rFonts w:ascii="TH SarabunIT๙" w:eastAsia="Times New Roman" w:hAnsi="TH SarabunIT๙" w:cs="TH SarabunIT๙"/>
+          <w:sz w:val="32"/>
+          <w:szCs w:val="32"/>
+          <w:cs/>
+          <w:lang w:val="en-US"/>
+        </w:rPr>
+        <w:t>ชื่อผู้รับการบำบัด</w:t>
+      </w:r>
+      <w:r>
+        <w:rPr>
+          <w:rFonts w:ascii="TH SarabunIT๙" w:eastAsia="Times New Roman" w:hAnsi="TH SarabunIT๙" w:cs="TH SarabunIT๙"/>
+          <w:sz w:val="32"/>
+          <w:szCs w:val="32"/>
+          <w:lang w:val="en-US"/>
+        </w:rPr>
+        <w:t>}}</w:t>
+      </w:r>
+      <w:r>
+        <w:rPr>
+          <w:rFonts w:ascii="TH SarabunIT๙" w:eastAsia="Times New Roman" w:hAnsi="TH SarabunIT๙" w:cs="TH SarabunIT๙"/>
+          <w:sz w:val="32"/>
+          <w:szCs w:val="32"/>
+          <w:cs/>
+          <w:lang w:val="en-US"/>
+        </w:rPr>
         <w:t xml:space="preserve"> </w:t>
       </w:r>
       <w:r>
         <w:rPr>
-          <w:rFonts w:ascii="TH SarabunPSK" w:eastAsia="Times New Roman" w:hAnsi="TH SarabunPSK" w:cs="TH SarabunPSK"/>
-          <w:spacing w:val="-10"/>
-          <w:sz w:val="32"/>
-          <w:szCs w:val="32"/>
-          <w:cs/>
-          <w:lang w:val="en-US"/>
-        </w:rPr>
-        <w:t xml:space="preserve">ขอเรียนว่า </w:t>
-      </w:r>
-      <w:r>
-        <w:rPr>
-          <w:rFonts w:ascii="TH SarabunPSK" w:eastAsia="Times New Roman" w:hAnsi="TH SarabunPSK" w:cs="TH SarabunPSK"/>
-          <w:sz w:val="32"/>
-          <w:szCs w:val="32"/>
-          <w:lang w:val="en-US"/>
+          <w:rFonts w:ascii="TH SarabunIT๙" w:eastAsia="Times New Roman" w:hAnsi="TH SarabunIT๙" w:cs="TH SarabunIT๙"/>
+          <w:sz w:val="32"/>
+          <w:szCs w:val="32"/>
         </w:rPr>
         <w:t>{{</w:t>
       </w:r>
       <w:r>
         <w:rPr>
-          <w:rFonts w:ascii="TH SarabunPSK" w:eastAsia="Times New Roman" w:hAnsi="TH SarabunPSK" w:cs="TH SarabunPSK" w:hint="cs"/>
-          <w:sz w:val="32"/>
-          <w:szCs w:val="32"/>
-          <w:cs/>
-          <w:lang w:val="en-US"/>
-        </w:rPr>
-        <w:t>ชื่อผู้รับการบำบัด</w:t>
-      </w:r>
-      <w:r>
-        <w:rPr>
-          <w:rFonts w:ascii="TH SarabunPSK" w:eastAsia="Times New Roman" w:hAnsi="TH SarabunPSK" w:cs="TH SarabunPSK"/>
-          <w:sz w:val="32"/>
-          <w:szCs w:val="32"/>
-          <w:lang w:val="en-US"/>
+          <w:rFonts w:ascii="TH SarabunIT๙" w:eastAsia="Times New Roman" w:hAnsi="TH SarabunIT๙" w:cs="TH SarabunIT๙"/>
+          <w:sz w:val="32"/>
+          <w:szCs w:val="32"/>
+          <w:cs/>
+          <w:lang w:val="en-US"/>
+        </w:rPr>
+        <w:t>สถานะการบำบัด</w:t>
+      </w:r>
+      <w:r>
+        <w:rPr>
+          <w:rFonts w:ascii="TH SarabunIT๙" w:eastAsia="Times New Roman" w:hAnsi="TH SarabunIT๙" w:cs="TH SarabunIT๙"/>
+          <w:sz w:val="32"/>
+          <w:szCs w:val="32"/>
         </w:rPr>
         <w:t>}}</w:t>
-      </w:r>
-      <w:r>
-        <w:rPr>
-          <w:rFonts w:ascii="TH SarabunPSK" w:eastAsia="Times New Roman" w:hAnsi="TH SarabunPSK" w:cs="TH SarabunPSK" w:hint="cs"/>
-          <w:sz w:val="32"/>
-          <w:szCs w:val="32"/>
-          <w:cs/>
-          <w:lang w:val="en-US"/>
-        </w:rPr>
-        <w:t xml:space="preserve"> </w:t>
-      </w:r>
-      <w:r>
-        <w:rPr>
-          <w:rFonts w:ascii="TH SarabunPSK" w:eastAsia="Times New Roman" w:hAnsi="TH SarabunPSK" w:cs="TH SarabunPSK"/>
-          <w:sz w:val="32"/>
-          <w:szCs w:val="32"/>
-          <w:cs/>
-          <w:lang w:val="en-US"/>
-        </w:rPr>
-        <w:t>ได้</w:t>
-      </w:r>
-      <w:r>
-        <w:rPr>
-          <w:rFonts w:ascii="TH SarabunPSK" w:eastAsia="Times New Roman" w:hAnsi="TH SarabunPSK" w:cs="TH SarabunPSK" w:hint="cs"/>
-          <w:sz w:val="32"/>
-          <w:szCs w:val="32"/>
-          <w:cs/>
-          <w:lang w:val="en-US"/>
-        </w:rPr>
-        <w:t>มารายงานตัวเพื่อ</w:t>
-      </w:r>
-      <w:r>
-        <w:rPr>
-          <w:rFonts w:ascii="TH SarabunPSK" w:eastAsia="Times New Roman" w:hAnsi="TH SarabunPSK" w:cs="TH SarabunPSK"/>
-          <w:sz w:val="32"/>
-          <w:szCs w:val="32"/>
-          <w:cs/>
-          <w:lang w:val="en-US"/>
-        </w:rPr>
-        <w:t>เข้ารับ</w:t>
-      </w:r>
-      <w:r>
-        <w:rPr>
-          <w:rFonts w:ascii="TH SarabunPSK" w:eastAsia="Times New Roman" w:hAnsi="TH SarabunPSK" w:cs="TH SarabunPSK" w:hint="cs"/>
-          <w:sz w:val="32"/>
-          <w:szCs w:val="32"/>
-          <w:cs/>
-          <w:lang w:val="en-US"/>
-        </w:rPr>
-        <w:t>การรักษา</w:t>
-      </w:r>
-      <w:r>
-        <w:rPr>
-          <w:rFonts w:ascii="TH SarabunPSK" w:eastAsia="Times New Roman" w:hAnsi="TH SarabunPSK" w:cs="TH SarabunPSK" w:hint="cs"/>
-          <w:sz w:val="32"/>
-          <w:szCs w:val="32"/>
-          <w:cs/>
-          <w:lang w:val="en-US"/>
-        </w:rPr>
-        <w:t>การติดยาเสพติด</w:t>
-      </w:r>
-      <w:r>
-        <w:rPr>
-          <w:rFonts w:ascii="TH SarabunPSK" w:eastAsia="Times New Roman" w:hAnsi="TH SarabunPSK" w:cs="TH SarabunPSK" w:hint="cs"/>
-          <w:sz w:val="32"/>
-          <w:szCs w:val="32"/>
-          <w:cs/>
-          <w:lang w:val="en-US"/>
-        </w:rPr>
-        <w:t>และเข้ารับ</w:t>
-      </w:r>
-      <w:r>
-        <w:rPr>
-          <w:rFonts w:ascii="TH SarabunPSK" w:eastAsia="Times New Roman" w:hAnsi="TH SarabunPSK" w:cs="TH SarabunPSK"/>
-          <w:sz w:val="32"/>
-          <w:szCs w:val="32"/>
-          <w:cs/>
-          <w:lang w:val="en-US"/>
-        </w:rPr>
-        <w:t>การบำบัด</w:t>
-      </w:r>
-      <w:r>
-        <w:rPr>
-          <w:rFonts w:ascii="TH SarabunPSK" w:eastAsia="Times New Roman" w:hAnsi="TH SarabunPSK" w:cs="TH SarabunPSK"/>
-          <w:sz w:val="32"/>
-          <w:szCs w:val="32"/>
-          <w:cs/>
-          <w:lang w:val="en-US"/>
-        </w:rPr>
-        <w:t xml:space="preserve">ฟื้นฟูฯ </w:t>
-      </w:r>
-      <w:r>
-        <w:rPr>
-          <w:rFonts w:ascii="TH SarabunPSK" w:eastAsia="Times New Roman" w:hAnsi="TH SarabunPSK" w:cs="TH SarabunPSK" w:hint="cs"/>
-          <w:sz w:val="32"/>
-          <w:szCs w:val="32"/>
-          <w:cs/>
-          <w:lang w:val="en-US"/>
-        </w:rPr>
-        <w:t>ครบตาม</w:t>
-      </w:r>
-      <w:r>
-        <w:rPr>
-          <w:rFonts w:ascii="TH SarabunPSK" w:eastAsia="Times New Roman" w:hAnsi="TH SarabunPSK" w:cs="TH SarabunPSK" w:hint="cs"/>
-          <w:sz w:val="32"/>
-          <w:szCs w:val="32"/>
-          <w:cs/>
-          <w:lang w:val="en-US"/>
-        </w:rPr>
-        <w:t>ระยะเวลา</w:t>
-      </w:r>
-      <w:r>
-        <w:rPr>
-          <w:rFonts w:ascii="TH SarabunPSK" w:eastAsia="Times New Roman" w:hAnsi="TH SarabunPSK" w:cs="TH SarabunPSK" w:hint="cs"/>
-          <w:sz w:val="32"/>
-          <w:szCs w:val="32"/>
-          <w:cs/>
-          <w:lang w:val="en-US"/>
-        </w:rPr>
-        <w:t>ที่กำหนด</w:t>
-      </w:r>
-      <w:r>
-        <w:rPr>
-          <w:rFonts w:ascii="TH SarabunPSK" w:eastAsia="Times New Roman" w:hAnsi="TH SarabunPSK" w:cs="TH SarabunPSK"/>
-          <w:sz w:val="32"/>
-          <w:szCs w:val="32"/>
-          <w:cs/>
-          <w:lang w:val="en-US"/>
-        </w:rPr>
-        <w:t xml:space="preserve"> </w:t>
       </w:r>
     </w:p>
     <w:p>
@@ -4719,6 +4581,7 @@
   <w:style w:type="character" w:default="1" w:styleId="a0">
     <w:name w:val="Default Paragraph Font"/>
     <w:uiPriority w:val="1"/>
+    <w:semiHidden/>
     <w:unhideWhenUsed/>
   </w:style>
   <w:style w:type="table" w:default="1" w:styleId="a1">

--- a/คุมประพฤติรวม.docx
+++ b/คุมประพฤติรวม.docx
@@ -712,7 +712,33 @@
           <w:cs/>
           <w:lang w:val="en-US"/>
         </w:rPr>
-        <w:t>เรื่องแจ้งการส่งตัวผู้ถูกคุมประพฤติเข้ารับการบำบัดรักษายาเสพติดให้โทษแบบสมัครใจ</w:t>
+        <w:t>เรื่องแจ้งการส่งตัวผู้ถูกคุมประพฤติเข้ารับการบำบัดรักษา</w:t>
+      </w:r>
+      <w:r>
+        <w:rPr>
+          <w:rFonts w:ascii="TH SarabunPSK" w:eastAsia="Times New Roman" w:hAnsi="TH SarabunPSK" w:cs="TH SarabunPSK"/>
+          <w:sz w:val="32"/>
+          <w:szCs w:val="32"/>
+        </w:rPr>
+        <w:t>{{</w:t>
+      </w:r>
+      <w:r>
+        <w:rPr>
+          <w:rFonts w:ascii="TH SarabunPSK" w:eastAsia="Times New Roman" w:hAnsi="TH SarabunPSK" w:cs="TH SarabunPSK"/>
+          <w:sz w:val="32"/>
+          <w:szCs w:val="32"/>
+          <w:cs/>
+          <w:lang w:val="en-US"/>
+        </w:rPr>
+        <w:t>สาเหตุส่งเข้ารับการบำบัดรักษา</w:t>
+      </w:r>
+      <w:r>
+        <w:rPr>
+          <w:rFonts w:ascii="TH SarabunPSK" w:eastAsia="Times New Roman" w:hAnsi="TH SarabunPSK" w:cs="TH SarabunPSK"/>
+          <w:sz w:val="32"/>
+          <w:szCs w:val="32"/>
+        </w:rPr>
+        <w:t>}}</w:t>
       </w:r>
       <w:r>
         <w:rPr>
@@ -2315,7 +2341,33 @@
           <w:cs/>
           <w:lang w:val="en-US"/>
         </w:rPr>
-        <w:t>การส่งตัวผู้ถูกคุมความประพฤติเข้ารับการบำบัดรักษายาเสพติดให้โทษแบบสมัครใจ</w:t>
+        <w:t>การส่งตัวผู้ถูกคุมความประพฤติเข้ารับการบำบัดรักษา</w:t>
+      </w:r>
+      <w:r>
+        <w:rPr>
+          <w:rFonts w:ascii="TH SarabunPSK" w:eastAsia="Times New Roman" w:hAnsi="TH SarabunPSK" w:cs="TH SarabunPSK"/>
+          <w:sz w:val="32"/>
+          <w:szCs w:val="32"/>
+        </w:rPr>
+        <w:t>{{</w:t>
+      </w:r>
+      <w:r>
+        <w:rPr>
+          <w:rFonts w:ascii="TH SarabunPSK" w:eastAsia="Times New Roman" w:hAnsi="TH SarabunPSK" w:cs="TH SarabunPSK"/>
+          <w:sz w:val="32"/>
+          <w:szCs w:val="32"/>
+          <w:cs/>
+          <w:lang w:val="en-US"/>
+        </w:rPr>
+        <w:t>สาเหตุส่งเข้ารับการบำบัดรักษา</w:t>
+      </w:r>
+      <w:r>
+        <w:rPr>
+          <w:rFonts w:ascii="TH SarabunPSK" w:eastAsia="Times New Roman" w:hAnsi="TH SarabunPSK" w:cs="TH SarabunPSK"/>
+          <w:sz w:val="32"/>
+          <w:szCs w:val="32"/>
+        </w:rPr>
+        <w:t>}}</w:t>
       </w:r>
       <w:r>
         <w:rPr>
@@ -2335,7 +2387,7 @@
           <w:cs/>
           <w:lang w:val="en-US"/>
         </w:rPr>
-        <w:t>จึ่งขอส่งตัว</w:t>
+        <w:t>จึงขอส่งตัว</w:t>
       </w:r>
       <w:r>
         <w:rPr>
@@ -4581,7 +4633,6 @@
   <w:style w:type="character" w:default="1" w:styleId="a0">
     <w:name w:val="Default Paragraph Font"/>
     <w:uiPriority w:val="1"/>
-    <w:semiHidden/>
     <w:unhideWhenUsed/>
   </w:style>
   <w:style w:type="table" w:default="1" w:styleId="a1">

--- a/คุมประพฤติรวม.docx
+++ b/คุมประพฤติรวม.docx
@@ -796,7 +796,53 @@
           <w:cs/>
           <w:lang w:val="en-US"/>
         </w:rPr>
-        <w:t>ผู้ถูกคุมประพฤติเข้ารับการบำบัดรักษาการติดยาเสพติดให้โทษแบบสมัครใจ ตามระยะเวลาที่เห็นสมควร นั้น</w:t>
+        <w:t>ผู้ถูกคุมประพฤติเข้ารับการบำบัดรักษา</w:t>
+      </w:r>
+      <w:r>
+        <w:rPr>
+          <w:rFonts w:ascii="TH SarabunPSK" w:eastAsia="Times New Roman" w:hAnsi="TH SarabunPSK" w:cs="TH SarabunPSK"/>
+          <w:sz w:val="32"/>
+          <w:szCs w:val="32"/>
+        </w:rPr>
+        <w:t>{{</w:t>
+      </w:r>
+      <w:r>
+        <w:rPr>
+          <w:rFonts w:ascii="TH SarabunPSK" w:eastAsia="Times New Roman" w:hAnsi="TH SarabunPSK" w:cs="TH SarabunPSK"/>
+          <w:sz w:val="32"/>
+          <w:szCs w:val="32"/>
+          <w:cs/>
+          <w:lang w:val="en-US"/>
+        </w:rPr>
+        <w:t>สาเหตุส่งเข้ารับการบำบัดรักษา</w:t>
+      </w:r>
+      <w:r>
+        <w:rPr>
+          <w:rFonts w:ascii="TH SarabunPSK" w:eastAsia="Times New Roman" w:hAnsi="TH SarabunPSK" w:cs="TH SarabunPSK"/>
+          <w:sz w:val="32"/>
+          <w:szCs w:val="32"/>
+        </w:rPr>
+        <w:t>}}</w:t>
+      </w:r>
+      <w:r>
+        <w:rPr>
+          <w:rFonts w:ascii="TH SarabunPSK" w:eastAsia="Times New Roman" w:hAnsi="TH SarabunPSK" w:cs="TH SarabunPSK" w:hint="cs"/>
+          <w:sz w:val="32"/>
+          <w:szCs w:val="32"/>
+          <w:cs/>
+          <w:lang w:val="en-US"/>
+        </w:rPr>
+        <w:t xml:space="preserve"> </w:t>
+      </w:r>
+      <w:r>
+        <w:rPr>
+          <w:rFonts w:ascii="TH SarabunPSK" w:eastAsia="Times New Roman" w:hAnsi="TH SarabunPSK" w:cs="TH SarabunPSK" w:hint="cs"/>
+          <w:sz w:val="32"/>
+          <w:szCs w:val="32"/>
+          <w:cs/>
+          <w:lang w:val="en-US"/>
+        </w:rPr>
+        <w:t>ตามระยะเวลาที่เห็นสมควร นั้น</w:t>
       </w:r>
     </w:p>
     <w:p>
@@ -2445,7 +2491,27 @@
           <w:cs/>
           <w:lang w:val="en-US"/>
         </w:rPr>
-        <w:t>ถูกคุมประพฤติเข้ารับการบำบัดรักษาการติดยาเสพติดให้โทษแบบสมัครใจ ตามระยะเวลาที่เห็นสมควร นั้น</w:t>
+        <w:t>ถูกคุมประพฤติเข้ารับการบำบัดรักษา</w:t>
+      </w:r>
+      <w:r>
+        <w:rPr>
+          <w:rFonts w:ascii="TH SarabunPSK" w:eastAsia="Times New Roman" w:hAnsi="TH SarabunPSK" w:cs="TH SarabunPSK" w:hint="cs"/>
+          <w:sz w:val="32"/>
+          <w:szCs w:val="32"/>
+          <w:cs/>
+          <w:lang w:val="en-US"/>
+        </w:rPr>
+        <w:t>การติดยาเสพติดให้โทษแบบสมัครใจ</w:t>
+      </w:r>
+      <w:r>
+        <w:rPr>
+          <w:rFonts w:ascii="TH SarabunPSK" w:eastAsia="Times New Roman" w:hAnsi="TH SarabunPSK" w:cs="TH SarabunPSK" w:hint="cs"/>
+          <w:sz w:val="32"/>
+          <w:szCs w:val="32"/>
+          <w:cs/>
+          <w:lang w:val="en-US"/>
+        </w:rPr>
+        <w:t xml:space="preserve"> ตามระยะเวลาที่เห็นสมควร นั้น</w:t>
       </w:r>
     </w:p>
     <w:p>
@@ -4633,6 +4699,7 @@
   <w:style w:type="character" w:default="1" w:styleId="a0">
     <w:name w:val="Default Paragraph Font"/>
     <w:uiPriority w:val="1"/>
+    <w:semiHidden/>
     <w:unhideWhenUsed/>
   </w:style>
   <w:style w:type="table" w:default="1" w:styleId="a1">

--- a/คุมประพฤติรวม.docx
+++ b/คุมประพฤติรวม.docx
@@ -1219,121 +1219,6 @@
       <w:r>
         <w:rPr>
           <w:rFonts w:ascii="TH SarabunIT๙" w:eastAsia="Cordia New" w:hAnsi="TH SarabunIT๙" w:cs="TH SarabunIT๙"/>
-          <w:noProof/>
-          <w:sz w:val="32"/>
-          <w:szCs w:val="32"/>
-          <w:lang w:eastAsia="en-GB"/>
-        </w:rPr>
-        <mc:AlternateContent>
-          <mc:Choice Requires="wps">
-            <w:drawing>
-              <wp:anchor distT="0" distB="0" distL="114300" distR="114300" simplePos="0" relativeHeight="251659264" behindDoc="0" locked="0" layoutInCell="1" allowOverlap="1" wp14:anchorId="226D747D" wp14:editId="5C1AAD2F">
-                <wp:simplePos x="0" y="0"/>
-                <wp:positionH relativeFrom="column">
-                  <wp:posOffset>1607820</wp:posOffset>
-                </wp:positionH>
-                <wp:positionV relativeFrom="paragraph">
-                  <wp:posOffset>45720</wp:posOffset>
-                </wp:positionV>
-                <wp:extent cx="3354070" cy="800100"/>
-                <wp:effectExtent l="0" t="4445" r="635" b="0"/>
-                <wp:wrapNone/>
-                <wp:docPr id="2" name="Text Box 2"/>
-                <wp:cNvGraphicFramePr>
-                  <a:graphicFrameLocks xmlns:a="http://schemas.openxmlformats.org/drawingml/2006/main"/>
-                </wp:cNvGraphicFramePr>
-                <a:graphic xmlns:a="http://schemas.openxmlformats.org/drawingml/2006/main">
-                  <a:graphicData uri="http://schemas.microsoft.com/office/word/2010/wordprocessingShape">
-                    <wps:wsp>
-                      <wps:cNvSpPr txBox="1">
-                        <a:spLocks noChangeArrowheads="1"/>
-                      </wps:cNvSpPr>
-                      <wps:spPr bwMode="auto">
-                        <a:xfrm>
-                          <a:off x="0" y="0"/>
-                          <a:ext cx="3354070" cy="800100"/>
-                        </a:xfrm>
-                        <a:prstGeom prst="rect">
-                          <a:avLst/>
-                        </a:prstGeom>
-                        <a:noFill/>
-                        <a:ln>
-                          <a:noFill/>
-                        </a:ln>
-                        <a:extLst>
-                          <a:ext uri="{909E8E84-426E-40DD-AFC4-6F175D3DCCD1}">
-                            <a14:hiddenFill xmlns:a14="http://schemas.microsoft.com/office/drawing/2010/main">
-                              <a:solidFill>
-                                <a:srgbClr val="FFFFFF"/>
-                              </a:solidFill>
-                            </a14:hiddenFill>
-                          </a:ext>
-                          <a:ext uri="{91240B29-F687-4F45-9708-019B960494DF}">
-                            <a14:hiddenLine xmlns:a14="http://schemas.microsoft.com/office/drawing/2010/main" w="9525">
-                              <a:solidFill>
-                                <a:srgbClr val="000000"/>
-                              </a:solidFill>
-                              <a:miter lim="800000"/>
-                              <a:headEnd/>
-                              <a:tailEnd/>
-                            </a14:hiddenLine>
-                          </a:ext>
-                        </a:extLst>
-                      </wps:spPr>
-                      <wps:txbx>
-                        <w:txbxContent>
-                          <w:p>
-                            <w:pPr>
-                              <w:rPr>
-                                <w:sz w:val="32"/>
-                                <w:cs/>
-                              </w:rPr>
-                            </w:pPr>
-                          </w:p>
-                        </w:txbxContent>
-                      </wps:txbx>
-                      <wps:bodyPr rot="0" vert="horz" wrap="square" lIns="91440" tIns="45720" rIns="91440" bIns="45720" anchor="t" anchorCtr="0" upright="1">
-                        <a:noAutofit/>
-                      </wps:bodyPr>
-                    </wps:wsp>
-                  </a:graphicData>
-                </a:graphic>
-                <wp14:sizeRelH relativeFrom="page">
-                  <wp14:pctWidth>0</wp14:pctWidth>
-                </wp14:sizeRelH>
-                <wp14:sizeRelV relativeFrom="page">
-                  <wp14:pctHeight>0</wp14:pctHeight>
-                </wp14:sizeRelV>
-              </wp:anchor>
-            </w:drawing>
-          </mc:Choice>
-          <mc:Fallback>
-            <w:pict>
-              <v:shapetype w14:anchorId="226D747D" id="_x0000_t202" coordsize="21600,21600" o:spt="202" path="m,l,21600r21600,l21600,xe">
-                <v:stroke joinstyle="miter"/>
-                <v:path gradientshapeok="t" o:connecttype="rect"/>
-              </v:shapetype>
-              <v:shape id="Text Box 2" o:spid="_x0000_s1026" type="#_x0000_t202" style="position:absolute;margin-left:126.6pt;margin-top:3.6pt;width:264.1pt;height:63pt;z-index:251659264;visibility:visible;mso-wrap-style:square;mso-width-percent:0;mso-height-percent:0;mso-wrap-distance-left:9pt;mso-wrap-distance-top:0;mso-wrap-distance-right:9pt;mso-wrap-distance-bottom:0;mso-position-horizontal:absolute;mso-position-horizontal-relative:text;mso-position-vertical:absolute;mso-position-vertical-relative:text;mso-width-percent:0;mso-height-percent:0;mso-width-relative:page;mso-height-relative:page;v-text-anchor:top" o:gfxdata="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" filled="f" stroked="f">
-                <v:textbox>
-                  <w:txbxContent>
-                    <w:p>
-                      <w:pPr>
-                        <w:rPr>
-                          <w:sz w:val="32"/>
-                          <w:cs/>
-                        </w:rPr>
-                      </w:pPr>
-                    </w:p>
-                  </w:txbxContent>
-                </v:textbox>
-              </v:shape>
-            </w:pict>
-          </mc:Fallback>
-        </mc:AlternateContent>
-      </w:r>
-      <w:r>
-        <w:rPr>
-          <w:rFonts w:ascii="TH SarabunIT๙" w:eastAsia="Cordia New" w:hAnsi="TH SarabunIT๙" w:cs="TH SarabunIT๙"/>
           <w:sz w:val="32"/>
           <w:szCs w:val="32"/>
           <w:cs/>
@@ -1356,7 +1241,7 @@
       <w:pPr>
         <w:spacing w:after="0" w:line="240" w:lineRule="auto"/>
         <w:rPr>
-          <w:rFonts w:ascii="TH SarabunIT๙" w:eastAsia="Cordia New" w:hAnsi="TH SarabunIT๙" w:cs="TH SarabunIT๙"/>
+          <w:rFonts w:ascii="TH SarabunIT๙" w:eastAsia="Cordia New" w:hAnsi="TH SarabunIT๙" w:cs="TH SarabunIT๙" w:hint="cs"/>
           <w:sz w:val="32"/>
           <w:szCs w:val="32"/>
           <w:lang w:val="en-US"/>
@@ -1410,7 +1295,17 @@
           <w:cs/>
           <w:lang w:val="en-US"/>
         </w:rPr>
-        <w:t>๓๐๑</w:t>
+        <w:t>๓</w:t>
+      </w:r>
+      <w:r>
+        <w:rPr>
+          <w:rFonts w:ascii="TH SarabunIT๙" w:eastAsia="Cordia New" w:hAnsi="TH SarabunIT๙" w:cs="TH SarabunIT๙" w:hint="cs"/>
+          <w:sz w:val="32"/>
+          <w:szCs w:val="32"/>
+          <w:cs/>
+          <w:lang w:val="en-US"/>
+        </w:rPr>
+        <w:t>๓๖</w:t>
       </w:r>
     </w:p>
     <w:p>
@@ -1647,7 +1542,11 @@
           </mc:Choice>
           <mc:Fallback>
             <w:pict>
-              <v:shape w14:anchorId="0672D2BF" id="Text Box 4" o:spid="_x0000_s1027" type="#_x0000_t202" style="position:absolute;margin-left:170.6pt;margin-top:-57.9pt;width:115pt;height:38.3pt;z-index:251661312;visibility:visible;mso-wrap-style:square;mso-width-percent:0;mso-height-percent:0;mso-wrap-distance-left:9pt;mso-wrap-distance-top:0;mso-wrap-distance-right:9pt;mso-wrap-distance-bottom:0;mso-position-horizontal:absolute;mso-position-horizontal-relative:text;mso-position-vertical:absolute;mso-position-vertical-relative:text;mso-width-percent:0;mso-height-percent:0;mso-width-relative:page;mso-height-relative:page;v-text-anchor:top" o:gfxdata="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" filled="f" stroked="f">
+              <v:shapetype w14:anchorId="0672D2BF" id="_x0000_t202" coordsize="21600,21600" o:spt="202" path="m,l,21600r21600,l21600,xe">
+                <v:stroke joinstyle="miter"/>
+                <v:path gradientshapeok="t" o:connecttype="rect"/>
+              </v:shapetype>
+              <v:shape id="Text Box 4" o:spid="_x0000_s1026" type="#_x0000_t202" style="position:absolute;margin-left:170.6pt;margin-top:-57.9pt;width:115pt;height:38.3pt;z-index:251661312;visibility:visible;mso-wrap-style:square;mso-width-percent:0;mso-height-percent:0;mso-wrap-distance-left:9pt;mso-wrap-distance-top:0;mso-wrap-distance-right:9pt;mso-wrap-distance-bottom:0;mso-position-horizontal:absolute;mso-position-horizontal-relative:text;mso-position-vertical:absolute;mso-position-vertical-relative:text;mso-width-percent:0;mso-height-percent:0;mso-width-relative:page;mso-height-relative:page;v-text-anchor:top" o:gfxdata="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" filled="f" stroked="f">
                 <v:textbox>
                   <w:txbxContent>
                     <w:p>
@@ -3066,7 +2965,7 @@
           </mc:Choice>
           <mc:Fallback>
             <w:pict>
-              <v:shape w14:anchorId="63574130" id="กล่องข้อความ 2" o:spid="_x0000_s1028" type="#_x0000_t202" style="position:absolute;margin-left:319.7pt;margin-top:16.25pt;width:142.4pt;height:110.55pt;z-index:251668480;visibility:visible;mso-wrap-style:square;mso-width-percent:0;mso-height-percent:200;mso-wrap-distance-left:9pt;mso-wrap-distance-top:0;mso-wrap-distance-right:9pt;mso-wrap-distance-bottom:0;mso-position-horizontal:absolute;mso-position-horizontal-relative:text;mso-position-vertical:absolute;mso-position-vertical-relative:text;mso-width-percent:0;mso-height-percent:200;mso-width-relative:margin;mso-height-relative:margin;v-text-anchor:top" o:gfxdata="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" filled="f" stroked="f">
+              <v:shape w14:anchorId="63574130" id="กล่องข้อความ 2" o:spid="_x0000_s1027" type="#_x0000_t202" style="position:absolute;margin-left:319.7pt;margin-top:16.25pt;width:142.4pt;height:110.55pt;z-index:251668480;visibility:visible;mso-wrap-style:square;mso-width-percent:0;mso-height-percent:200;mso-wrap-distance-left:9pt;mso-wrap-distance-top:0;mso-wrap-distance-right:9pt;mso-wrap-distance-bottom:0;mso-position-horizontal:absolute;mso-position-horizontal-relative:text;mso-position-vertical:absolute;mso-position-vertical-relative:text;mso-width-percent:0;mso-height-percent:200;mso-width-relative:margin;mso-height-relative:margin;v-text-anchor:top" o:gfxdata="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" filled="f" stroked="f">
                 <v:textbox style="mso-fit-shape-to-text:t">
                   <w:txbxContent>
                     <w:p>
@@ -3384,7 +3283,7 @@
           </mc:Choice>
           <mc:Fallback>
             <w:pict>
-              <v:shape w14:anchorId="55BCAF3D" id="Text Box 11" o:spid="_x0000_s1029" type="#_x0000_t202" style="position:absolute;margin-left:239.15pt;margin-top:389.4pt;width:117pt;height:63pt;z-index:251667456;visibility:visible;mso-wrap-style:square;mso-width-percent:0;mso-height-percent:0;mso-wrap-distance-left:9pt;mso-wrap-distance-top:0;mso-wrap-distance-right:9pt;mso-wrap-distance-bottom:0;mso-position-horizontal:absolute;mso-position-horizontal-relative:text;mso-position-vertical:absolute;mso-position-vertical-relative:text;mso-width-percent:0;mso-height-percent:0;mso-width-relative:page;mso-height-relative:page;v-text-anchor:top" o:gfxdata="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" filled="f" stroked="f">
+              <v:shape w14:anchorId="55BCAF3D" id="Text Box 11" o:spid="_x0000_s1028" type="#_x0000_t202" style="position:absolute;margin-left:239.15pt;margin-top:389.4pt;width:117pt;height:63pt;z-index:251667456;visibility:visible;mso-wrap-style:square;mso-width-percent:0;mso-height-percent:0;mso-wrap-distance-left:9pt;mso-wrap-distance-top:0;mso-wrap-distance-right:9pt;mso-wrap-distance-bottom:0;mso-position-horizontal:absolute;mso-position-horizontal-relative:text;mso-position-vertical:absolute;mso-position-vertical-relative:text;mso-width-percent:0;mso-height-percent:0;mso-width-relative:page;mso-height-relative:page;v-text-anchor:top" o:gfxdata="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" filled="f" stroked="f">
                 <v:textbox>
                   <w:txbxContent>
                     <w:p>
@@ -3563,7 +3462,7 @@
           </mc:Choice>
           <mc:Fallback>
             <w:pict>
-              <v:shape w14:anchorId="6613734A" id="Text Box 9" o:spid="_x0000_s1030" type="#_x0000_t202" style="position:absolute;margin-left:435pt;margin-top:705.7pt;width:117pt;height:63pt;z-index:251666432;visibility:visible;mso-wrap-style:square;mso-width-percent:0;mso-height-percent:0;mso-wrap-distance-left:9pt;mso-wrap-distance-top:0;mso-wrap-distance-right:9pt;mso-wrap-distance-bottom:0;mso-position-horizontal:absolute;mso-position-horizontal-relative:text;mso-position-vertical:absolute;mso-position-vertical-relative:text;mso-width-percent:0;mso-height-percent:0;mso-width-relative:page;mso-height-relative:page;v-text-anchor:top" o:gfxdata="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" filled="f" stroked="f">
+              <v:shape w14:anchorId="6613734A" id="Text Box 9" o:spid="_x0000_s1029" type="#_x0000_t202" style="position:absolute;margin-left:435pt;margin-top:705.7pt;width:117pt;height:63pt;z-index:251666432;visibility:visible;mso-wrap-style:square;mso-width-percent:0;mso-height-percent:0;mso-wrap-distance-left:9pt;mso-wrap-distance-top:0;mso-wrap-distance-right:9pt;mso-wrap-distance-bottom:0;mso-position-horizontal:absolute;mso-position-horizontal-relative:text;mso-position-vertical:absolute;mso-position-vertical-relative:text;mso-width-percent:0;mso-height-percent:0;mso-width-relative:page;mso-height-relative:page;v-text-anchor:top" o:gfxdata="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" filled="f" stroked="f">
                 <v:textbox>
                   <w:txbxContent>
                     <w:p>
@@ -3742,7 +3641,7 @@
           </mc:Choice>
           <mc:Fallback>
             <w:pict>
-              <v:shape w14:anchorId="51BAA271" id="Text Box 8" o:spid="_x0000_s1031" type="#_x0000_t202" style="position:absolute;margin-left:435pt;margin-top:705.7pt;width:117pt;height:63pt;z-index:251665408;visibility:visible;mso-wrap-style:square;mso-width-percent:0;mso-height-percent:0;mso-wrap-distance-left:9pt;mso-wrap-distance-top:0;mso-wrap-distance-right:9pt;mso-wrap-distance-bottom:0;mso-position-horizontal:absolute;mso-position-horizontal-relative:text;mso-position-vertical:absolute;mso-position-vertical-relative:text;mso-width-percent:0;mso-height-percent:0;mso-width-relative:page;mso-height-relative:page;v-text-anchor:top" o:gfxdata="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" filled="f" stroked="f">
+              <v:shape w14:anchorId="51BAA271" id="Text Box 8" o:spid="_x0000_s1030" type="#_x0000_t202" style="position:absolute;margin-left:435pt;margin-top:705.7pt;width:117pt;height:63pt;z-index:251665408;visibility:visible;mso-wrap-style:square;mso-width-percent:0;mso-height-percent:0;mso-wrap-distance-left:9pt;mso-wrap-distance-top:0;mso-wrap-distance-right:9pt;mso-wrap-distance-bottom:0;mso-position-horizontal:absolute;mso-position-horizontal-relative:text;mso-position-vertical:absolute;mso-position-vertical-relative:text;mso-width-percent:0;mso-height-percent:0;mso-width-relative:page;mso-height-relative:page;v-text-anchor:top" o:gfxdata="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" filled="f" stroked="f">
                 <v:textbox>
                   <w:txbxContent>
                     <w:p>
@@ -3921,7 +3820,7 @@
           </mc:Choice>
           <mc:Fallback>
             <w:pict>
-              <v:shape w14:anchorId="370431C6" id="Text Box 7" o:spid="_x0000_s1032" type="#_x0000_t202" style="position:absolute;margin-left:239.15pt;margin-top:389.4pt;width:117pt;height:63pt;z-index:251664384;visibility:visible;mso-wrap-style:square;mso-width-percent:0;mso-height-percent:0;mso-wrap-distance-left:9pt;mso-wrap-distance-top:0;mso-wrap-distance-right:9pt;mso-wrap-distance-bottom:0;mso-position-horizontal:absolute;mso-position-horizontal-relative:text;mso-position-vertical:absolute;mso-position-vertical-relative:text;mso-width-percent:0;mso-height-percent:0;mso-width-relative:page;mso-height-relative:page;v-text-anchor:top" o:gfxdata="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" filled="f" stroked="f">
+              <v:shape w14:anchorId="370431C6" id="Text Box 7" o:spid="_x0000_s1031" type="#_x0000_t202" style="position:absolute;margin-left:239.15pt;margin-top:389.4pt;width:117pt;height:63pt;z-index:251664384;visibility:visible;mso-wrap-style:square;mso-width-percent:0;mso-height-percent:0;mso-wrap-distance-left:9pt;mso-wrap-distance-top:0;mso-wrap-distance-right:9pt;mso-wrap-distance-bottom:0;mso-position-horizontal:absolute;mso-position-horizontal-relative:text;mso-position-vertical:absolute;mso-position-vertical-relative:text;mso-width-percent:0;mso-height-percent:0;mso-width-relative:page;mso-height-relative:page;v-text-anchor:top" o:gfxdata="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" filled="f" stroked="f">
                 <v:textbox>
                   <w:txbxContent>
                     <w:p>
@@ -4100,7 +3999,7 @@
           </mc:Choice>
           <mc:Fallback>
             <w:pict>
-              <v:shape w14:anchorId="1FDB4362" id="Text Box 6" o:spid="_x0000_s1033" type="#_x0000_t202" style="position:absolute;margin-left:435pt;margin-top:705.7pt;width:117pt;height:63pt;z-index:251663360;visibility:visible;mso-wrap-style:square;mso-width-percent:0;mso-height-percent:0;mso-wrap-distance-left:9pt;mso-wrap-distance-top:0;mso-wrap-distance-right:9pt;mso-wrap-distance-bottom:0;mso-position-horizontal:absolute;mso-position-horizontal-relative:text;mso-position-vertical:absolute;mso-position-vertical-relative:text;mso-width-percent:0;mso-height-percent:0;mso-width-relative:page;mso-height-relative:page;v-text-anchor:top" o:gfxdata="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" filled="f" stroked="f">
+              <v:shape w14:anchorId="1FDB4362" id="Text Box 6" o:spid="_x0000_s1032" type="#_x0000_t202" style="position:absolute;margin-left:435pt;margin-top:705.7pt;width:117pt;height:63pt;z-index:251663360;visibility:visible;mso-wrap-style:square;mso-width-percent:0;mso-height-percent:0;mso-wrap-distance-left:9pt;mso-wrap-distance-top:0;mso-wrap-distance-right:9pt;mso-wrap-distance-bottom:0;mso-position-horizontal:absolute;mso-position-horizontal-relative:text;mso-position-vertical:absolute;mso-position-vertical-relative:text;mso-width-percent:0;mso-height-percent:0;mso-width-relative:page;mso-height-relative:page;v-text-anchor:top" o:gfxdata="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" filled="f" stroked="f">
                 <v:textbox>
                   <w:txbxContent>
                     <w:p>
@@ -4180,7 +4079,17 @@
           <w:cs/>
           <w:lang w:val="en-US"/>
         </w:rPr>
-        <w:t xml:space="preserve"> ๐ ๒๕๒๘ ๔๕๖๗ ต่อ ๑</w:t>
+        <w:t xml:space="preserve"> ๐ ๒๕๒๘ ๔๕๖๗ ต่อ </w:t>
+      </w:r>
+      <w:r>
+        <w:rPr>
+          <w:rFonts w:ascii="TH SarabunIT๙" w:eastAsia="Cordia New" w:hAnsi="TH SarabunIT๙" w:cs="TH SarabunIT๙"/>
+          <w:sz w:val="32"/>
+          <w:szCs w:val="32"/>
+          <w:cs/>
+          <w:lang w:val="en-US"/>
+        </w:rPr>
+        <w:t>๑</w:t>
       </w:r>
       <w:r>
         <w:rPr>
@@ -4200,7 +4109,17 @@
           <w:cs/>
           <w:lang w:val="en-US"/>
         </w:rPr>
-        <w:t>๓๐๑</w:t>
+        <w:t>๓</w:t>
+      </w:r>
+      <w:r>
+        <w:rPr>
+          <w:rFonts w:ascii="TH SarabunIT๙" w:eastAsia="Cordia New" w:hAnsi="TH SarabunIT๙" w:cs="TH SarabunIT๙" w:hint="cs"/>
+          <w:sz w:val="32"/>
+          <w:szCs w:val="32"/>
+          <w:cs/>
+          <w:lang w:val="en-US"/>
+        </w:rPr>
+        <w:t>๓๖</w:t>
       </w:r>
       <w:r>
         <w:rPr>
